--- a/docs/modelos/README.docx
+++ b/docs/modelos/README.docx
@@ -29,19 +29,16 @@
         <w:t xml:space="preserve">Modelo C4</w:t>
       </w:r>
       <w:r>
-        <w:t xml:space="preserve"> </w:t>
-      </w:r>
-      <w:r>
-        <w:t xml:space="preserve">descompuesto en piezas más pequeñas.</w:t>
+        <w:t xml:space="preserve">.</w:t>
       </w:r>
     </w:p>
-    <w:bookmarkStart w:id="9" w:name="estructura-c4-y-sus-piezas"/>
+    <w:bookmarkStart w:id="9" w:name="estructura-c4"/>
     <w:p>
       <w:pPr>
         <w:pStyle w:val="Heading2"/>
       </w:pPr>
       <w:r>
-        <w:t xml:space="preserve">Estructura C4 y sus piezas</w:t>
+        <w:t xml:space="preserve">Estructura C4</w:t>
       </w:r>
     </w:p>
     <w:tbl>
@@ -52,9 +49,9 @@
         <w:tblLook w:firstRow="1" w:lastRow="0" w:firstColumn="0" w:lastColumn="0" w:noHBand="0" w:noVBand="0" w:val="0020"/>
       </w:tblPr>
       <w:tblGrid>
-        <w:gridCol w:w="1885"/>
-        <w:gridCol w:w="4148"/>
-        <w:gridCol w:w="1885"/>
+        <w:gridCol w:w="1421"/>
+        <w:gridCol w:w="4467"/>
+        <w:gridCol w:w="2030"/>
       </w:tblGrid>
       <w:tr>
         <w:trPr>
@@ -67,7 +64,7 @@
               <w:pStyle w:val="Compact"/>
             </w:pPr>
             <w:r>
-              <w:t xml:space="preserve">Nivel C4</w:t>
+              <w:t xml:space="preserve">Nivel</w:t>
             </w:r>
           </w:p>
         </w:tc>
@@ -159,7 +156,7 @@
               <w:pStyle w:val="Compact"/>
             </w:pPr>
             <w:r>
-              <w:t xml:space="preserve">Arquitectura de contenedores</w:t>
+              <w:t xml:space="preserve">Gunicorn + Django + Whitenoise + SQLite</w:t>
             </w:r>
           </w:p>
         </w:tc>
@@ -660,7 +657,7 @@
               <w:pStyle w:val="Compact"/>
             </w:pPr>
             <w:r>
-              <w:t xml:space="preserve">Infraestructura de despliegue</w:t>
+              <w:t xml:space="preserve">Infraestructura Docker/Podman</w:t>
             </w:r>
           </w:p>
         </w:tc>
@@ -775,6 +772,216 @@
             </w:pPr>
             <w:r>
               <w:t xml:space="preserve">Proceso completo del CRM</w:t>
+            </w:r>
+          </w:p>
+        </w:tc>
+      </w:tr>
+      <w:tr>
+        <w:tc>
+          <w:tcPr/>
+          <w:p>
+            <w:pPr>
+              <w:pStyle w:val="Compact"/>
+            </w:pPr>
+            <w:r>
+              <w:rPr>
+                <w:b/>
+                <w:bCs/>
+              </w:rPr>
+              <w:t xml:space="preserve">Seed Data</w:t>
+            </w:r>
+          </w:p>
+        </w:tc>
+        <w:tc>
+          <w:tcPr/>
+          <w:p>
+            <w:pPr>
+              <w:pStyle w:val="Compact"/>
+            </w:pPr>
+            <w:r>
+              <w:rPr>
+                <w:rStyle w:val="VerbatimChar"/>
+              </w:rPr>
+              <w:t xml:space="preserve">diagrama_seed_data.puml</w:t>
+            </w:r>
+          </w:p>
+        </w:tc>
+        <w:tc>
+          <w:tcPr/>
+          <w:p>
+            <w:pPr>
+              <w:pStyle w:val="Compact"/>
+            </w:pPr>
+            <w:r>
+              <w:t xml:space="preserve">Flujo de carga de datos de ejemplo</w:t>
+            </w:r>
+          </w:p>
+        </w:tc>
+      </w:tr>
+      <w:tr>
+        <w:tc>
+          <w:tcPr/>
+          <w:p>
+            <w:pPr>
+              <w:pStyle w:val="Compact"/>
+            </w:pPr>
+            <w:r>
+              <w:rPr>
+                <w:b/>
+                <w:bCs/>
+              </w:rPr>
+              <w:t xml:space="preserve">Componentes UI</w:t>
+            </w:r>
+          </w:p>
+        </w:tc>
+        <w:tc>
+          <w:tcPr/>
+          <w:p>
+            <w:pPr>
+              <w:pStyle w:val="Compact"/>
+            </w:pPr>
+            <w:r>
+              <w:rPr>
+                <w:rStyle w:val="VerbatimChar"/>
+              </w:rPr>
+              <w:t xml:space="preserve">diagrama_ui_componentes.puml</w:t>
+            </w:r>
+          </w:p>
+        </w:tc>
+        <w:tc>
+          <w:tcPr/>
+          <w:p>
+            <w:pPr>
+              <w:pStyle w:val="Compact"/>
+            </w:pPr>
+            <w:r>
+              <w:t xml:space="preserve">Árbol de herencia de templates</w:t>
+            </w:r>
+          </w:p>
+        </w:tc>
+      </w:tr>
+      <w:tr>
+        <w:tc>
+          <w:tcPr/>
+          <w:p>
+            <w:pPr>
+              <w:pStyle w:val="Compact"/>
+            </w:pPr>
+            <w:r>
+              <w:rPr>
+                <w:b/>
+                <w:bCs/>
+              </w:rPr>
+              <w:t xml:space="preserve">Diseño UI</w:t>
+            </w:r>
+          </w:p>
+        </w:tc>
+        <w:tc>
+          <w:tcPr/>
+          <w:p>
+            <w:pPr>
+              <w:pStyle w:val="Compact"/>
+            </w:pPr>
+            <w:r>
+              <w:rPr>
+                <w:rStyle w:val="VerbatimChar"/>
+              </w:rPr>
+              <w:t xml:space="preserve">diseno_ui.md</w:t>
+            </w:r>
+          </w:p>
+        </w:tc>
+        <w:tc>
+          <w:tcPr/>
+          <w:p>
+            <w:pPr>
+              <w:pStyle w:val="Compact"/>
+            </w:pPr>
+            <w:r>
+              <w:t xml:space="preserve">Sistema de diseño moderno (índigo, bento-grid)</w:t>
+            </w:r>
+          </w:p>
+        </w:tc>
+      </w:tr>
+      <w:tr>
+        <w:tc>
+          <w:tcPr/>
+          <w:p>
+            <w:pPr>
+              <w:pStyle w:val="Compact"/>
+            </w:pPr>
+            <w:r>
+              <w:rPr>
+                <w:b/>
+                <w:bCs/>
+              </w:rPr>
+              <w:t xml:space="preserve">Seed Data</w:t>
+            </w:r>
+          </w:p>
+        </w:tc>
+        <w:tc>
+          <w:tcPr/>
+          <w:p>
+            <w:pPr>
+              <w:pStyle w:val="Compact"/>
+            </w:pPr>
+            <w:r>
+              <w:rPr>
+                <w:rStyle w:val="VerbatimChar"/>
+              </w:rPr>
+              <w:t xml:space="preserve">seed_data.md</w:t>
+            </w:r>
+          </w:p>
+        </w:tc>
+        <w:tc>
+          <w:tcPr/>
+          <w:p>
+            <w:pPr>
+              <w:pStyle w:val="Compact"/>
+            </w:pPr>
+            <w:r>
+              <w:t xml:space="preserve">Documentación del sistema de seed</w:t>
+            </w:r>
+          </w:p>
+        </w:tc>
+      </w:tr>
+      <w:tr>
+        <w:tc>
+          <w:tcPr/>
+          <w:p>
+            <w:pPr>
+              <w:pStyle w:val="Compact"/>
+            </w:pPr>
+            <w:r>
+              <w:rPr>
+                <w:b/>
+                <w:bCs/>
+              </w:rPr>
+              <w:t xml:space="preserve">Despliegue Contenedores</w:t>
+            </w:r>
+          </w:p>
+        </w:tc>
+        <w:tc>
+          <w:tcPr/>
+          <w:p>
+            <w:pPr>
+              <w:pStyle w:val="Compact"/>
+            </w:pPr>
+            <w:r>
+              <w:rPr>
+                <w:rStyle w:val="VerbatimChar"/>
+              </w:rPr>
+              <w:t xml:space="preserve">despliegue_contenedores.md</w:t>
+            </w:r>
+          </w:p>
+        </w:tc>
+        <w:tc>
+          <w:tcPr/>
+          <w:p>
+            <w:pPr>
+              <w:pStyle w:val="Compact"/>
+            </w:pPr>
+            <w:r>
+              <w:t xml:space="preserve">Documentación de Docker/Podman</w:t>
             </w:r>
           </w:p>
         </w:tc>
@@ -1006,13 +1213,14 @@
     <w:tbl>
       <w:tblPr>
         <w:tblStyle w:val="Table"/>
-        <w:tblW w:type="auto" w:w="0"/>
+        <w:tblW w:type="pct" w:w="5000"/>
+        <w:tblLayout w:type="fixed"/>
         <w:tblLook w:firstRow="1" w:lastRow="0" w:firstColumn="0" w:lastColumn="0" w:noHBand="0" w:noVBand="0" w:val="0020"/>
       </w:tblPr>
       <w:tblGrid>
-        <w:gridCol w:w="2640"/>
-        <w:gridCol w:w="2640"/>
-        <w:gridCol w:w="2640"/>
+        <w:gridCol w:w="3432"/>
+        <w:gridCol w:w="2376"/>
+        <w:gridCol w:w="2112"/>
       </w:tblGrid>
       <w:tr>
         <w:trPr>
@@ -1264,18 +1472,18 @@
               <w:rPr>
                 <w:rStyle w:val="VerbatimChar"/>
               </w:rPr>
-              <w:t xml:space="preserve">../patrones_diseno.md</w:t>
-            </w:r>
-          </w:p>
-        </w:tc>
-        <w:tc>
-          <w:tcPr/>
-          <w:p>
-            <w:pPr>
-              <w:pStyle w:val="Compact"/>
-            </w:pPr>
-            <w:r>
-              <w:t xml:space="preserve">✅ 6 documentados</w:t>
+              <w:t xml:space="preserve">../arquitectura-patrones-diseño/patrones_diseno.md</w:t>
+            </w:r>
+          </w:p>
+        </w:tc>
+        <w:tc>
+          <w:tcPr/>
+          <w:p>
+            <w:pPr>
+              <w:pStyle w:val="Compact"/>
+            </w:pPr>
+            <w:r>
+              <w:t xml:space="preserve">✅ 30 documentados</w:t>
             </w:r>
           </w:p>
         </w:tc>
@@ -1344,7 +1552,7 @@
         <w:t xml:space="preserve"> </w:t>
       </w:r>
       <w:r>
-        <w:t xml:space="preserve">— generar SVG localmente</w:t>
+        <w:t xml:space="preserve">— generar SVG/PNG localmente</w:t>
       </w:r>
     </w:p>
     <w:bookmarkEnd w:id="13"/>
